--- a/recommend/guide-ax/Recommendation_Draft_A_letterhead.docx
+++ b/recommend/guide-ax/Recommendation_Draft_A_letterhead.docx
@@ -123,7 +123,7 @@
           <w:color w:val="1A1A1A"/>
           <w:sz w:val="22"/>
         </w:rPr>
-        <w:t>I lead the AX/PI Group in the Engineering Division of our Energy Solution business, where my group is responsible for supporting and resourcing the division's adoption of AI. I first met Jinhyun about a year ago through an internal tools competition, and since then he has walked me through his work on several occasions. My view of him comes from that vantage point: I see what people in the division actually build with the resources we allocate, and I see what gets used afterward.</w:t>
+        <w:t>I lead the AX/PI Group in the Engineering Division of our Energy Solution business. My group is responsible for supporting the division's adoption of AI and for allocating the resources that support it. I came to know Jinhyun through an internal tools competition, and we have worked together since.</w:t>
       </w:r>
     </w:p>
     <w:p>
@@ -143,7 +143,7 @@
           <w:color w:val="1A1A1A"/>
           <w:sz w:val="22"/>
         </w:rPr>
-        <w:t>Jinhyun is not a software engineer. He is a mechanical and process design engineer who has spent twelve years on combined-cycle power plant projects. What sets him apart is that he did not stop at using the tools we provide. He built a calculation service for balance-of-plant engineering in which the language model orchestrates the work but never performs the arithmetic itself, with the numerical logic kept in tested code. He also built a small agent runtime that runs inside our restricted environment using only the Python standard library, because the usual libraries are not available to us. I have watched his usage and his output over time, and I have continued to support his work because what he produces is used rather than demonstrated.</w:t>
+        <w:t>In that competition he proposed and delivered a working product rather than a concept. It had a front end, a back end, and an API integration built on our internal FabriX tooling, and it took first place within our Engineering Division. He is a mechanical and process design engineer by training, with twelve years on combined-cycle power plant projects, and he was competing against people whose day job is closer to software than his is.</w:t>
       </w:r>
     </w:p>
     <w:p>
@@ -163,7 +163,7 @@
           <w:color w:val="1A1A1A"/>
           <w:sz w:val="22"/>
         </w:rPr>
-        <w:t>The habit that impressed me most is a carry-over from plant engineering. He treats an incorrect number as a safety problem rather than a defect to be fixed later, and he builds his systems so that every figure can be traced back to the standard it came from. In one of his public projects he reported that a set of features lost its predictive value once he validated across time rather than at random. He published that result instead of removing it. I mention this because it is the reason I trust his other numbers.</w:t>
+        <w:t>Separately, he has shared the personal projects he works on outside the office, and I have reviewed them. I should be clear that I have reviewed the records and the write-ups rather than run the systems myself, and some of them are early-stage rather than finished products. Even so, I find it notable that a plant design engineer is applying data analysis, machine learning and LLM tooling to problems from his own field, and doing it at a pace I do not see in the engineers around him. What he learns he applies quickly, and he keeps learning without being asked to.</w:t>
       </w:r>
     </w:p>
     <w:p>
@@ -183,7 +183,7 @@
           <w:color w:val="1A1A1A"/>
           <w:sz w:val="22"/>
         </w:rPr>
-        <w:t>His formal background is in engineering rather than computer science, and he has been away from university for twelve years. He is aware of this and has been working through university-level coursework in data structures and algorithms since April, on his own time and before he knew whether he would be admitted anywhere. I think he will do well in your program, and I recommend him without reservation.</w:t>
+        <w:t>He also works closely with my group on AI application in the division. He comes with questions and proposals rather than requests, and he has been a genuine collaborator in that sense. His formal background is not computer science and he has been away from university for twelve years, which he is aware of; he has been working through university-level coursework in data structures and algorithms since April, on his own time. I recommend him for your program.</w:t>
       </w:r>
     </w:p>
     <w:p>
@@ -347,7 +347,7 @@
           <w:color w:val="334455"/>
           <w:sz w:val="21"/>
         </w:rPr>
-        <w:t>이 초안은 '자원을 배분하는 사람이 본 것'을 축으로 씁니다. 직급이나 인상이 아니라, 무엇을 보고 계속 지원했는지가 근거가 됩니다.</w:t>
+        <w:t>이 초안은 '무엇을 직접 보았는가'와 '무엇을 자료로만 받았는가'를 구분해서 씁니다. 이 구분이 이 추천서의 신뢰도를 결정합니다.</w:t>
       </w:r>
     </w:p>
     <w:p>
@@ -362,7 +362,7 @@
           <w:color w:val="334455"/>
           <w:sz w:val="21"/>
         </w:rPr>
-        <w:t>1문단은 관계와 관찰 위치를 밝힙니다. 사업부의 AI 도입을 지원하는 조직의 장이라는 사실을 먼저 두면, 뒤에 나오는 평가가 개인 인상이 아니라 업무상 판단으로 읽힙니다. 마지막 문장이 특히 중요합니다. "무엇이 만들어지고 무엇이 실제로 쓰이는지 본다"는 말이 이 추천서의 근거를 한 줄로 요약합니다.</w:t>
+        <w:t>1문단은 관계와 위치를 밝힙니다. 사업부의 AI 도입을 지원하고 자원을 배분하는 조직의 장이라는 사실이 먼저 나와야, 뒤의 평가가 개인 인상이 아니라 업무상 판단으로 읽힙니다.</w:t>
       </w:r>
     </w:p>
     <w:p>
@@ -377,7 +377,7 @@
           <w:color w:val="334455"/>
           <w:sz w:val="21"/>
         </w:rPr>
-        <w:t>2문단은 구체적인 산출물 두 가지만 듭니다. 계산 서비스와 사내용 에이전트 런타임입니다. 여러 개를 나열하면 목록이 되고 목록은 읽히지 않습니다. 마지막 문장의 "시연이 아니라 실제로 쓰인다"가 이 문단의 결론입니다.</w:t>
+        <w:t>2문단은 경진대회를 다룹니다. 이 추천서에서 유일하게 그룹장님이 결과를 직접 확인하신 사안이라 가장 강한 근거입니다. 개념이 아니라 프런트엔드·백엔드·API가 붙은 실제 제품이었다는 점, 그리고 본부 내 1위라는 객관적 결과를 씁니다. 마지막 문장에서 그가 소프트웨어 직군이 아니라는 사실을 붙이면 같은 결과의 무게가 달라집니다.</w:t>
       </w:r>
     </w:p>
     <w:p>
@@ -392,7 +392,7 @@
           <w:color w:val="334455"/>
           <w:sz w:val="21"/>
         </w:rPr>
-        <w:t>3문단은 성과가 아니라 태도를 다룹니다. 성능이 떨어진 결과를 지우지 않고 공개했다는 사실 하나만 씁니다. 미국 심사자들은 이런 종류의 문장을 눈여겨봅니다. 좋은 결과를 나열한 추천서는 많지만 나쁜 결과를 다룬 방식을 언급한 추천서는 드뭅니다.</w:t>
+        <w:t>3문단이 이번에 크게 고친 부분입니다. 개인 프로젝트를 직접 돌려보신 게 아니라 자료로 받아 검토하신 것이므로, 그렇게 명시했습니다. "일부는 완성품이라기보다 초기 단계"라는 문장도 넣었습니다. 이건 손해가 아니라 이득입니다. 미국 심사자는 모든 것을 극찬하는 추천서를 낮게 평가합니다. 한계를 먼저 말한 사람의 다음 문장은 믿습니다. 그래서 그 뒤에 오는 '주변 엔지니어에게서 보지 못한 속도'가 힘을 얻습니다.</w:t>
       </w:r>
     </w:p>
     <w:p>
@@ -407,7 +407,7 @@
           <w:color w:val="334455"/>
           <w:sz w:val="21"/>
         </w:rPr>
-        <w:t>4문단은 약점을 먼저 말하고 대응을 붙입니다. CS 전공이 아니고 12년 공백이 있다는 건 성적표만 봐도 드러나므로 숨겨봐야 소용이 없습니다. 대신 합격 여부와 무관하게 4월부터 이미 공부하고 있다는 사실을 붙이면, 약점 문단이 오히려 성실성의 근거로 바뀝니다.</w:t>
+        <w:t>4문단은 협업 관계와 약점 처리입니다. '요청하는 사람이 아니라 질문과 제안을 들고 오는 사람'이라는 서술이 실무자에게는 구체적으로 읽힙니다. 비전공과 12년 공백은 성적표에 드러나므로 숨기지 않고, 4월부터 이미 공부 중이라는 사실을 붙여 마무리합니다.</w:t>
       </w:r>
     </w:p>
     <w:p>
@@ -422,7 +422,7 @@
           <w:color w:val="334455"/>
           <w:sz w:val="21"/>
         </w:rPr>
-        <w:t>고치실 부분: 1년이라는 기간과 경진대회 시점은 실제에 맞게 바꿔 주십시오. 2문단의 프로젝트 중 직접 보지 않으신 것이 있으면 빼시는 편이 낫습니다. 보지 않은 것을 쓰면 그 문단만 톤이 달라져서 읽는 사람이 알아챕니다.</w:t>
+        <w:t>고치실 부분: 경진대회 명칭과 시점을 정확히 넣어 주십시오. 3문단에서 실제로 보신 자료의 범위가 다르면 그에 맞게 조정하시면 됩니다. 보지 않은 것을 봤다고 쓰지 않는 것이 이 초안의 핵심입니다.</w:t>
       </w:r>
     </w:p>
     <w:sectPr>
